--- a/Data Wrangling with Google Colab.docx
+++ b/Data Wrangling with Google Colab.docx
@@ -509,7 +509,15 @@
         <w:t xml:space="preserve"> 2023 into </w:t>
       </w:r>
       <w:r>
-        <w:t>early 2024, nearly all of GGL's blood and urine testing</w:t>
+        <w:t xml:space="preserve">early 2024, nearly </w:t>
+      </w:r>
+      <w:proofErr w:type="gramStart"/>
+      <w:r>
+        <w:t>all of</w:t>
+      </w:r>
+      <w:proofErr w:type="gramEnd"/>
+      <w:r>
+        <w:t xml:space="preserve"> GGL's blood and urine testing</w:t>
       </w:r>
       <w:r>
         <w:t xml:space="preserve"> were done at ABL</w:t>
@@ -518,7 +526,15 @@
         <w:t xml:space="preserve">. </w:t>
       </w:r>
       <w:r>
-        <w:t>May 22, 2024 was the last date for print</w:t>
+        <w:t xml:space="preserve">May 22, </w:t>
+      </w:r>
+      <w:proofErr w:type="gramStart"/>
+      <w:r>
+        <w:t>2024</w:t>
+      </w:r>
+      <w:proofErr w:type="gramEnd"/>
+      <w:r>
+        <w:t xml:space="preserve"> was the last date for print</w:t>
       </w:r>
       <w:r>
         <w:t xml:space="preserve"> </w:t>
@@ -574,7 +590,15 @@
         <w:t>'</w:t>
       </w:r>
       <w:r>
-        <w:t xml:space="preserve"> chances for preferred or even standard offers.</w:t>
+        <w:t xml:space="preserve"> chances </w:t>
+      </w:r>
+      <w:proofErr w:type="gramStart"/>
+      <w:r>
+        <w:t>for</w:t>
+      </w:r>
+      <w:proofErr w:type="gramEnd"/>
+      <w:r>
+        <w:t xml:space="preserve"> preferred or even standard offers.</w:t>
       </w:r>
       <w:r>
         <w:t xml:space="preserve"> While the medical directors and underwriters see no evidence for their claims, </w:t>
@@ -971,6 +995,7 @@
         </w:rPr>
         <w:t xml:space="preserve"> </w:t>
       </w:r>
+      <w:proofErr w:type="gramStart"/>
       <w:r>
         <w:rPr>
           <w:rFonts w:eastAsiaTheme="minorHAnsi" w:cstheme="minorBidi"/>
@@ -978,7 +1003,17 @@
           <w:sz w:val="20"/>
           <w:szCs w:val="24"/>
         </w:rPr>
-        <w:t>for a beginner's guide</w:t>
+        <w:t>for</w:t>
+      </w:r>
+      <w:proofErr w:type="gramEnd"/>
+      <w:r>
+        <w:rPr>
+          <w:rFonts w:eastAsiaTheme="minorHAnsi" w:cstheme="minorBidi"/>
+          <w:b w:val="0"/>
+          <w:sz w:val="20"/>
+          <w:szCs w:val="24"/>
+        </w:rPr>
+        <w:t xml:space="preserve"> a beginner's guide</w:t>
       </w:r>
       <w:r>
         <w:rPr>
@@ -1362,8 +1397,19 @@
           <w:sz w:val="20"/>
           <w:szCs w:val="20"/>
         </w:rPr>
-        <w:t xml:space="preserve"> install</w:t>
-      </w:r>
+        <w:t xml:space="preserve"> </w:t>
+      </w:r>
+      <w:proofErr w:type="gramStart"/>
+      <w:r>
+        <w:rPr>
+          <w:b w:val="0"/>
+          <w:bCs/>
+          <w:sz w:val="20"/>
+          <w:szCs w:val="20"/>
+        </w:rPr>
+        <w:t>install</w:t>
+      </w:r>
+      <w:proofErr w:type="gramEnd"/>
       <w:r>
         <w:rPr>
           <w:b w:val="0"/>
@@ -1666,7 +1712,15 @@
         <w:t>see</w:t>
       </w:r>
       <w:r>
-        <w:t xml:space="preserve"> an "Open Notebook" dialog box. If not, choose "Open Notebook"  from the File menu. </w:t>
+        <w:t xml:space="preserve"> an "Open Notebook" dialog box. If not, choose "Open Notebook</w:t>
+      </w:r>
+      <w:proofErr w:type="gramStart"/>
+      <w:r>
+        <w:t>"  from</w:t>
+      </w:r>
+      <w:proofErr w:type="gramEnd"/>
+      <w:r>
+        <w:t xml:space="preserve"> the File menu. </w:t>
       </w:r>
       <w:r>
         <w:t>Then c</w:t>
@@ -2026,7 +2080,15 @@
               <w:jc w:val="right"/>
             </w:pPr>
             <w:r>
-              <w:t>79 (thru 5/22)</w:t>
+              <w:t>79 (</w:t>
+            </w:r>
+            <w:proofErr w:type="gramStart"/>
+            <w:r>
+              <w:t>thru</w:t>
+            </w:r>
+            <w:proofErr w:type="gramEnd"/>
+            <w:r>
+              <w:t xml:space="preserve"> 5/22)</w:t>
             </w:r>
           </w:p>
         </w:tc>
@@ -2051,6 +2113,7 @@
       <w:r>
         <w:t>"</w:t>
       </w:r>
+      <w:proofErr w:type="spellStart"/>
       <w:r>
         <w:t>AbLab</w:t>
       </w:r>
@@ -2060,6 +2123,7 @@
       <w:r>
         <w:t>.prn</w:t>
       </w:r>
+      <w:proofErr w:type="spellEnd"/>
       <w:r>
         <w:t>"</w:t>
       </w:r>
@@ -2211,8 +2275,13 @@
       <w:r>
         <w:t xml:space="preserve">ata wrangling </w:t>
       </w:r>
-      <w:r>
-        <w:t xml:space="preserve">returned </w:t>
+      <w:proofErr w:type="gramStart"/>
+      <w:r>
+        <w:t>returned</w:t>
+      </w:r>
+      <w:proofErr w:type="gramEnd"/>
+      <w:r>
+        <w:t xml:space="preserve"> </w:t>
       </w:r>
       <w:r>
         <w:t>43,837</w:t>
@@ -12620,7 +12689,15 @@
     </w:p>
     <w:p>
       <w:r>
-        <w:t>In 12 or 15 years when you want to do a mortality study</w:t>
+        <w:t xml:space="preserve">In 12 or 15 </w:t>
+      </w:r>
+      <w:proofErr w:type="gramStart"/>
+      <w:r>
+        <w:t>years</w:t>
+      </w:r>
+      <w:proofErr w:type="gramEnd"/>
+      <w:r>
+        <w:t xml:space="preserve"> when you want to do a mortality study</w:t>
       </w:r>
       <w:r>
         <w:t xml:space="preserve"> using this data</w:t>
@@ -12740,7 +12817,15 @@
         <w:t>They</w:t>
       </w:r>
       <w:r>
-        <w:t xml:space="preserve"> were saved as text files </w:t>
+        <w:t xml:space="preserve"> were saved as text </w:t>
+      </w:r>
+      <w:proofErr w:type="gramStart"/>
+      <w:r>
+        <w:t>files</w:t>
+      </w:r>
+      <w:proofErr w:type="gramEnd"/>
+      <w:r>
+        <w:t xml:space="preserve"> </w:t>
       </w:r>
       <w:r>
         <w:t xml:space="preserve">and </w:t>
@@ -12772,15 +12857,36 @@
       <w:r>
         <w:t xml:space="preserve">of </w:t>
       </w:r>
-      <w:r>
-        <w:t>ExamOne's "</w:t>
+      <w:proofErr w:type="spellStart"/>
+      <w:r>
+        <w:t>ExamOne's</w:t>
+      </w:r>
+      <w:proofErr w:type="spellEnd"/>
+      <w:r>
+        <w:t xml:space="preserve"> "</w:t>
       </w:r>
       <w:r>
         <w:rPr>
           <w:i/>
           <w:iCs/>
         </w:rPr>
-        <w:t>CPU to CPU  Technical Specification Guide</w:t>
+        <w:t xml:space="preserve">CPU to </w:t>
+      </w:r>
+      <w:proofErr w:type="gramStart"/>
+      <w:r>
+        <w:rPr>
+          <w:i/>
+          <w:iCs/>
+        </w:rPr>
+        <w:t>CPU  Technical</w:t>
+      </w:r>
+      <w:proofErr w:type="gramEnd"/>
+      <w:r>
+        <w:rPr>
+          <w:i/>
+          <w:iCs/>
+        </w:rPr>
+        <w:t xml:space="preserve"> Specification Guide</w:t>
       </w:r>
       <w:r>
         <w:t>" suggests to me that not much has changed.</w:t>
@@ -12951,10 +13057,18 @@
         <w:t>regex</w:t>
       </w:r>
       <w:r>
-        <w:t xml:space="preserve"> or RE</w:t>
-      </w:r>
-      <w:r>
-        <w:t xml:space="preserve">)  is available in most programming languages and often </w:t>
+        <w:t xml:space="preserve"> or </w:t>
+      </w:r>
+      <w:proofErr w:type="gramStart"/>
+      <w:r>
+        <w:t>RE</w:t>
+      </w:r>
+      <w:r>
+        <w:t>)  is</w:t>
+      </w:r>
+      <w:proofErr w:type="gramEnd"/>
+      <w:r>
+        <w:t xml:space="preserve"> available in most programming languages and often </w:t>
       </w:r>
       <w:r>
         <w:t xml:space="preserve">it is </w:t>
@@ -15802,10 +15916,6 @@
 </file>
 
 <file path=customXml/item1.xml><?xml version="1.0" encoding="utf-8"?>
-<b:Sources xmlns:b="http://schemas.openxmlformats.org/officeDocument/2006/bibliography" xmlns="http://schemas.openxmlformats.org/officeDocument/2006/bibliography" SelectedStyle="\APASixthEditionOfficeOnline.xsl" StyleName="APA" Version="6"/>
-</file>
-
-<file path=customXml/item2.xml><?xml version="1.0" encoding="utf-8"?>
 <p:properties xmlns:p="http://schemas.microsoft.com/office/2006/metadata/properties" xmlns:xsi="http://www.w3.org/2001/XMLSchema-instance" xmlns:pc="http://schemas.microsoft.com/office/infopath/2007/PartnerControls">
   <documentManagement>
     <_ip_UnifiedCompliancePolicyUIAction xmlns="http://schemas.microsoft.com/sharepoint/v3" xsi:nil="true"/>
@@ -15814,16 +15924,11 @@
 </p:properties>
 </file>
 
-<file path=customXml/item3.xml><?xml version="1.0" encoding="utf-8"?>
-<?mso-contentType ?>
-<FormTemplates xmlns="http://schemas.microsoft.com/sharepoint/v3/contenttype/forms">
-  <Display>DocumentLibraryForm</Display>
-  <Edit>DocumentLibraryForm</Edit>
-  <New>DocumentLibraryForm</New>
-</FormTemplates>
+<file path=customXml/item2.xml><?xml version="1.0" encoding="utf-8"?>
+<b:Sources xmlns:b="http://schemas.openxmlformats.org/officeDocument/2006/bibliography" xmlns="http://schemas.openxmlformats.org/officeDocument/2006/bibliography" SelectedStyle="\APASixthEditionOfficeOnline.xsl" StyleName="APA" Version="6"/>
 </file>
 
-<file path=customXml/item4.xml><?xml version="1.0" encoding="utf-8"?>
+<file path=customXml/item3.xml><?xml version="1.0" encoding="utf-8"?>
 <ct:contentTypeSchema xmlns:ct="http://schemas.microsoft.com/office/2006/metadata/contentType" xmlns:ma="http://schemas.microsoft.com/office/2006/metadata/properties/metaAttributes" ct:_="" ma:_="" ma:contentTypeName="Document" ma:contentTypeID="0x010100DEEA25CC0A0AC24199CDC46C25B8B0BC" ma:contentTypeVersion="10" ma:contentTypeDescription="Create a new document." ma:contentTypeScope="" ma:versionID="e3b47856d4cf355c0dacb39e1084d14f">
   <xsd:schema xmlns:xsd="http://www.w3.org/2001/XMLSchema" xmlns:xs="http://www.w3.org/2001/XMLSchema" xmlns:p="http://schemas.microsoft.com/office/2006/metadata/properties" xmlns:ns1="http://schemas.microsoft.com/sharepoint/v3" xmlns:ns2="6dc4bcd6-49db-4c07-9060-8acfc67cef9f" xmlns:ns3="fb0879af-3eba-417a-a55a-ffe6dcd6ca77" targetNamespace="http://schemas.microsoft.com/office/2006/metadata/properties" ma:root="true" ma:fieldsID="a845a615265fdb1f7b12cc65ac20ecbd" ns1:_="" ns2:_="" ns3:_="">
     <xsd:import namespace="http://schemas.microsoft.com/sharepoint/v3"/>
@@ -16031,15 +16136,16 @@
 </ct:contentTypeSchema>
 </file>
 
-<file path=customXml/itemProps1.xml><?xml version="1.0" encoding="utf-8"?>
-<ds:datastoreItem xmlns:ds="http://schemas.openxmlformats.org/officeDocument/2006/customXml" ds:itemID="{F6AF00D4-2EAE-41EB-B167-AD28D8029330}">
-  <ds:schemaRefs>
-    <ds:schemaRef ds:uri="http://schemas.openxmlformats.org/officeDocument/2006/bibliography"/>
-  </ds:schemaRefs>
-</ds:datastoreItem>
+<file path=customXml/item4.xml><?xml version="1.0" encoding="utf-8"?>
+<?mso-contentType ?>
+<FormTemplates xmlns="http://schemas.microsoft.com/sharepoint/v3/contenttype/forms">
+  <Display>DocumentLibraryForm</Display>
+  <Edit>DocumentLibraryForm</Edit>
+  <New>DocumentLibraryForm</New>
+</FormTemplates>
 </file>
 
-<file path=customXml/itemProps2.xml><?xml version="1.0" encoding="utf-8"?>
+<file path=customXml/itemProps1.xml><?xml version="1.0" encoding="utf-8"?>
 <ds:datastoreItem xmlns:ds="http://schemas.openxmlformats.org/officeDocument/2006/customXml" ds:itemID="{BA075BD4-F53C-4E01-9EDE-4652C8A1FE4B}">
   <ds:schemaRefs>
     <ds:schemaRef ds:uri="http://schemas.microsoft.com/office/2006/metadata/properties"/>
@@ -16049,15 +16155,15 @@
 </ds:datastoreItem>
 </file>
 
-<file path=customXml/itemProps3.xml><?xml version="1.0" encoding="utf-8"?>
-<ds:datastoreItem xmlns:ds="http://schemas.openxmlformats.org/officeDocument/2006/customXml" ds:itemID="{3D40F5E8-4448-4982-82F4-146B74EB9EB7}">
+<file path=customXml/itemProps2.xml><?xml version="1.0" encoding="utf-8"?>
+<ds:datastoreItem xmlns:ds="http://schemas.openxmlformats.org/officeDocument/2006/customXml" ds:itemID="{F6AF00D4-2EAE-41EB-B167-AD28D8029330}">
   <ds:schemaRefs>
-    <ds:schemaRef ds:uri="http://schemas.microsoft.com/sharepoint/v3/contenttype/forms"/>
+    <ds:schemaRef ds:uri="http://schemas.openxmlformats.org/officeDocument/2006/bibliography"/>
   </ds:schemaRefs>
 </ds:datastoreItem>
 </file>
 
-<file path=customXml/itemProps4.xml><?xml version="1.0" encoding="utf-8"?>
+<file path=customXml/itemProps3.xml><?xml version="1.0" encoding="utf-8"?>
 <ds:datastoreItem xmlns:ds="http://schemas.openxmlformats.org/officeDocument/2006/customXml" ds:itemID="{D7D55E06-64DA-42F3-AD6E-D3DC24069E4B}">
   <ds:schemaRefs>
     <ds:schemaRef ds:uri="http://schemas.microsoft.com/office/2006/metadata/contentType"/>
@@ -16075,4 +16181,12 @@
     <ds:schemaRef ds:uri="http://schemas.microsoft.com/internal/obd"/>
   </ds:schemaRefs>
 </ds:datastoreItem>
+</file>
+
+<file path=customXml/itemProps4.xml><?xml version="1.0" encoding="utf-8"?>
+<ds:datastoreItem xmlns:ds="http://schemas.openxmlformats.org/officeDocument/2006/customXml" ds:itemID="{3D40F5E8-4448-4982-82F4-146B74EB9EB7}">
+  <ds:schemaRefs>
+    <ds:schemaRef ds:uri="http://schemas.microsoft.com/sharepoint/v3/contenttype/forms"/>
+  </ds:schemaRefs>
+</ds:datastoreItem>
 </file>
--- a/Data Wrangling with Google Colab.docx
+++ b/Data Wrangling with Google Colab.docx
@@ -14723,13 +14723,8 @@
       <w:r>
         <w:t xml:space="preserve">of </w:t>
       </w:r>
-      <w:proofErr w:type="spellStart"/>
-      <w:r>
-        <w:t>ExamOne's</w:t>
-      </w:r>
-      <w:proofErr w:type="spellEnd"/>
-      <w:r>
-        <w:t xml:space="preserve"> "</w:t>
+      <w:r>
+        <w:t>ExamOne's "</w:t>
       </w:r>
       <w:r>
         <w:rPr>
@@ -15378,15 +15373,7 @@
         <w:t>, Updated March 2021</w:t>
       </w:r>
       <w:r>
-        <w:t xml:space="preserve">. </w:t>
-      </w:r>
-      <w:proofErr w:type="spellStart"/>
-      <w:r>
-        <w:t>ExamOne</w:t>
-      </w:r>
-      <w:proofErr w:type="spellEnd"/>
-      <w:r>
-        <w:t xml:space="preserve">, A </w:t>
+        <w:t xml:space="preserve">. ExamOne, A </w:t>
       </w:r>
       <w:r>
         <w:t>Quest Diagnostics Company.</w:t>
@@ -17792,19 +17779,15 @@
 </file>
 
 <file path=customXml/item1.xml><?xml version="1.0" encoding="utf-8"?>
-<p:properties xmlns:p="http://schemas.microsoft.com/office/2006/metadata/properties" xmlns:xsi="http://www.w3.org/2001/XMLSchema-instance" xmlns:pc="http://schemas.microsoft.com/office/infopath/2007/PartnerControls">
-  <documentManagement>
-    <_ip_UnifiedCompliancePolicyUIAction xmlns="http://schemas.microsoft.com/sharepoint/v3" xsi:nil="true"/>
-    <_ip_UnifiedCompliancePolicyProperties xmlns="http://schemas.microsoft.com/sharepoint/v3" xsi:nil="true"/>
-  </documentManagement>
-</p:properties>
+<?mso-contentType ?>
+<FormTemplates xmlns="http://schemas.microsoft.com/sharepoint/v3/contenttype/forms">
+  <Display>DocumentLibraryForm</Display>
+  <Edit>DocumentLibraryForm</Edit>
+  <New>DocumentLibraryForm</New>
+</FormTemplates>
 </file>
 
 <file path=customXml/item2.xml><?xml version="1.0" encoding="utf-8"?>
-<b:Sources xmlns:b="http://schemas.openxmlformats.org/officeDocument/2006/bibliography" xmlns="http://schemas.openxmlformats.org/officeDocument/2006/bibliography" SelectedStyle="\APASixthEditionOfficeOnline.xsl" StyleName="APA" Version="6"/>
-</file>
-
-<file path=customXml/item3.xml><?xml version="1.0" encoding="utf-8"?>
 <ct:contentTypeSchema xmlns:ct="http://schemas.microsoft.com/office/2006/metadata/contentType" xmlns:ma="http://schemas.microsoft.com/office/2006/metadata/properties/metaAttributes" ct:_="" ma:_="" ma:contentTypeName="Document" ma:contentTypeID="0x010100DEEA25CC0A0AC24199CDC46C25B8B0BC" ma:contentTypeVersion="10" ma:contentTypeDescription="Create a new document." ma:contentTypeScope="" ma:versionID="e3b47856d4cf355c0dacb39e1084d14f">
   <xsd:schema xmlns:xsd="http://www.w3.org/2001/XMLSchema" xmlns:xs="http://www.w3.org/2001/XMLSchema" xmlns:p="http://schemas.microsoft.com/office/2006/metadata/properties" xmlns:ns1="http://schemas.microsoft.com/sharepoint/v3" xmlns:ns2="6dc4bcd6-49db-4c07-9060-8acfc67cef9f" xmlns:ns3="fb0879af-3eba-417a-a55a-ffe6dcd6ca77" targetNamespace="http://schemas.microsoft.com/office/2006/metadata/properties" ma:root="true" ma:fieldsID="a845a615265fdb1f7b12cc65ac20ecbd" ns1:_="" ns2:_="" ns3:_="">
     <xsd:import namespace="http://schemas.microsoft.com/sharepoint/v3"/>
@@ -18012,34 +17995,28 @@
 </ct:contentTypeSchema>
 </file>
 
+<file path=customXml/item3.xml><?xml version="1.0" encoding="utf-8"?>
+<b:Sources xmlns:b="http://schemas.openxmlformats.org/officeDocument/2006/bibliography" xmlns="http://schemas.openxmlformats.org/officeDocument/2006/bibliography" SelectedStyle="\APASixthEditionOfficeOnline.xsl" StyleName="APA" Version="6"/>
+</file>
+
 <file path=customXml/item4.xml><?xml version="1.0" encoding="utf-8"?>
-<?mso-contentType ?>
-<FormTemplates xmlns="http://schemas.microsoft.com/sharepoint/v3/contenttype/forms">
-  <Display>DocumentLibraryForm</Display>
-  <Edit>DocumentLibraryForm</Edit>
-  <New>DocumentLibraryForm</New>
-</FormTemplates>
+<p:properties xmlns:p="http://schemas.microsoft.com/office/2006/metadata/properties" xmlns:xsi="http://www.w3.org/2001/XMLSchema-instance" xmlns:pc="http://schemas.microsoft.com/office/infopath/2007/PartnerControls">
+  <documentManagement>
+    <_ip_UnifiedCompliancePolicyUIAction xmlns="http://schemas.microsoft.com/sharepoint/v3" xsi:nil="true"/>
+    <_ip_UnifiedCompliancePolicyProperties xmlns="http://schemas.microsoft.com/sharepoint/v3" xsi:nil="true"/>
+  </documentManagement>
+</p:properties>
 </file>
 
 <file path=customXml/itemProps1.xml><?xml version="1.0" encoding="utf-8"?>
-<ds:datastoreItem xmlns:ds="http://schemas.openxmlformats.org/officeDocument/2006/customXml" ds:itemID="{BA075BD4-F53C-4E01-9EDE-4652C8A1FE4B}">
+<ds:datastoreItem xmlns:ds="http://schemas.openxmlformats.org/officeDocument/2006/customXml" ds:itemID="{3D40F5E8-4448-4982-82F4-146B74EB9EB7}">
   <ds:schemaRefs>
-    <ds:schemaRef ds:uri="http://schemas.microsoft.com/office/2006/metadata/properties"/>
-    <ds:schemaRef ds:uri="http://schemas.microsoft.com/office/infopath/2007/PartnerControls"/>
-    <ds:schemaRef ds:uri="http://schemas.microsoft.com/sharepoint/v3"/>
+    <ds:schemaRef ds:uri="http://schemas.microsoft.com/sharepoint/v3/contenttype/forms"/>
   </ds:schemaRefs>
 </ds:datastoreItem>
 </file>
 
 <file path=customXml/itemProps2.xml><?xml version="1.0" encoding="utf-8"?>
-<ds:datastoreItem xmlns:ds="http://schemas.openxmlformats.org/officeDocument/2006/customXml" ds:itemID="{F6AF00D4-2EAE-41EB-B167-AD28D8029330}">
-  <ds:schemaRefs>
-    <ds:schemaRef ds:uri="http://schemas.openxmlformats.org/officeDocument/2006/bibliography"/>
-  </ds:schemaRefs>
-</ds:datastoreItem>
-</file>
-
-<file path=customXml/itemProps3.xml><?xml version="1.0" encoding="utf-8"?>
 <ds:datastoreItem xmlns:ds="http://schemas.openxmlformats.org/officeDocument/2006/customXml" ds:itemID="{D7D55E06-64DA-42F3-AD6E-D3DC24069E4B}">
   <ds:schemaRefs>
     <ds:schemaRef ds:uri="http://schemas.microsoft.com/office/2006/metadata/contentType"/>
@@ -18059,10 +18036,20 @@
 </ds:datastoreItem>
 </file>
 
+<file path=customXml/itemProps3.xml><?xml version="1.0" encoding="utf-8"?>
+<ds:datastoreItem xmlns:ds="http://schemas.openxmlformats.org/officeDocument/2006/customXml" ds:itemID="{F6AF00D4-2EAE-41EB-B167-AD28D8029330}">
+  <ds:schemaRefs>
+    <ds:schemaRef ds:uri="http://schemas.openxmlformats.org/officeDocument/2006/bibliography"/>
+  </ds:schemaRefs>
+</ds:datastoreItem>
+</file>
+
 <file path=customXml/itemProps4.xml><?xml version="1.0" encoding="utf-8"?>
-<ds:datastoreItem xmlns:ds="http://schemas.openxmlformats.org/officeDocument/2006/customXml" ds:itemID="{3D40F5E8-4448-4982-82F4-146B74EB9EB7}">
+<ds:datastoreItem xmlns:ds="http://schemas.openxmlformats.org/officeDocument/2006/customXml" ds:itemID="{BA075BD4-F53C-4E01-9EDE-4652C8A1FE4B}">
   <ds:schemaRefs>
-    <ds:schemaRef ds:uri="http://schemas.microsoft.com/sharepoint/v3/contenttype/forms"/>
+    <ds:schemaRef ds:uri="http://schemas.microsoft.com/office/2006/metadata/properties"/>
+    <ds:schemaRef ds:uri="http://schemas.microsoft.com/office/infopath/2007/PartnerControls"/>
+    <ds:schemaRef ds:uri="http://schemas.microsoft.com/sharepoint/v3"/>
   </ds:schemaRefs>
 </ds:datastoreItem>
 </file>
--- a/Data Wrangling with Google Colab.docx
+++ b/Data Wrangling with Google Colab.docx
@@ -2217,7 +2217,55 @@
         <w:t>Manage Sessions</w:t>
       </w:r>
       <w:r>
-        <w:t xml:space="preserve"> and then click on the trashcan icon. </w:t>
+        <w:t xml:space="preserve"> and then </w:t>
+      </w:r>
+      <w:r>
+        <w:t xml:space="preserve">choose </w:t>
+      </w:r>
+      <w:r>
+        <w:rPr>
+          <w:b/>
+          <w:bCs/>
+        </w:rPr>
+        <w:t xml:space="preserve">Disconnect and </w:t>
+      </w:r>
+      <w:r>
+        <w:rPr>
+          <w:b/>
+          <w:bCs/>
+        </w:rPr>
+        <w:t>d</w:t>
+      </w:r>
+      <w:r>
+        <w:rPr>
+          <w:b/>
+          <w:bCs/>
+        </w:rPr>
+        <w:t xml:space="preserve">elete </w:t>
+      </w:r>
+      <w:r>
+        <w:rPr>
+          <w:b/>
+          <w:bCs/>
+        </w:rPr>
+        <w:t>r</w:t>
+      </w:r>
+      <w:r>
+        <w:rPr>
+          <w:b/>
+          <w:bCs/>
+        </w:rPr>
+        <w:t>u</w:t>
+      </w:r>
+      <w:r>
+        <w:rPr>
+          <w:b/>
+          <w:bCs/>
+        </w:rPr>
+        <w:t>ntime</w:t>
+      </w:r>
+      <w:r>
+        <w:t xml:space="preserve">. </w:t>
       </w:r>
       <w:r>
         <w:t>This shuts down your virtual machine and frees resources for others to use.</w:t>
@@ -17779,15 +17827,19 @@
 </file>
 
 <file path=customXml/item1.xml><?xml version="1.0" encoding="utf-8"?>
-<?mso-contentType ?>
-<FormTemplates xmlns="http://schemas.microsoft.com/sharepoint/v3/contenttype/forms">
-  <Display>DocumentLibraryForm</Display>
-  <Edit>DocumentLibraryForm</Edit>
-  <New>DocumentLibraryForm</New>
-</FormTemplates>
+<p:properties xmlns:p="http://schemas.microsoft.com/office/2006/metadata/properties" xmlns:xsi="http://www.w3.org/2001/XMLSchema-instance" xmlns:pc="http://schemas.microsoft.com/office/infopath/2007/PartnerControls">
+  <documentManagement>
+    <_ip_UnifiedCompliancePolicyUIAction xmlns="http://schemas.microsoft.com/sharepoint/v3" xsi:nil="true"/>
+    <_ip_UnifiedCompliancePolicyProperties xmlns="http://schemas.microsoft.com/sharepoint/v3" xsi:nil="true"/>
+  </documentManagement>
+</p:properties>
 </file>
 
 <file path=customXml/item2.xml><?xml version="1.0" encoding="utf-8"?>
+<b:Sources xmlns:b="http://schemas.openxmlformats.org/officeDocument/2006/bibliography" xmlns="http://schemas.openxmlformats.org/officeDocument/2006/bibliography" SelectedStyle="\APASixthEditionOfficeOnline.xsl" StyleName="APA" Version="6"/>
+</file>
+
+<file path=customXml/item3.xml><?xml version="1.0" encoding="utf-8"?>
 <ct:contentTypeSchema xmlns:ct="http://schemas.microsoft.com/office/2006/metadata/contentType" xmlns:ma="http://schemas.microsoft.com/office/2006/metadata/properties/metaAttributes" ct:_="" ma:_="" ma:contentTypeName="Document" ma:contentTypeID="0x010100DEEA25CC0A0AC24199CDC46C25B8B0BC" ma:contentTypeVersion="10" ma:contentTypeDescription="Create a new document." ma:contentTypeScope="" ma:versionID="e3b47856d4cf355c0dacb39e1084d14f">
   <xsd:schema xmlns:xsd="http://www.w3.org/2001/XMLSchema" xmlns:xs="http://www.w3.org/2001/XMLSchema" xmlns:p="http://schemas.microsoft.com/office/2006/metadata/properties" xmlns:ns1="http://schemas.microsoft.com/sharepoint/v3" xmlns:ns2="6dc4bcd6-49db-4c07-9060-8acfc67cef9f" xmlns:ns3="fb0879af-3eba-417a-a55a-ffe6dcd6ca77" targetNamespace="http://schemas.microsoft.com/office/2006/metadata/properties" ma:root="true" ma:fieldsID="a845a615265fdb1f7b12cc65ac20ecbd" ns1:_="" ns2:_="" ns3:_="">
     <xsd:import namespace="http://schemas.microsoft.com/sharepoint/v3"/>
@@ -17995,28 +18047,34 @@
 </ct:contentTypeSchema>
 </file>
 
-<file path=customXml/item3.xml><?xml version="1.0" encoding="utf-8"?>
-<b:Sources xmlns:b="http://schemas.openxmlformats.org/officeDocument/2006/bibliography" xmlns="http://schemas.openxmlformats.org/officeDocument/2006/bibliography" SelectedStyle="\APASixthEditionOfficeOnline.xsl" StyleName="APA" Version="6"/>
-</file>
-
 <file path=customXml/item4.xml><?xml version="1.0" encoding="utf-8"?>
-<p:properties xmlns:p="http://schemas.microsoft.com/office/2006/metadata/properties" xmlns:xsi="http://www.w3.org/2001/XMLSchema-instance" xmlns:pc="http://schemas.microsoft.com/office/infopath/2007/PartnerControls">
-  <documentManagement>
-    <_ip_UnifiedCompliancePolicyUIAction xmlns="http://schemas.microsoft.com/sharepoint/v3" xsi:nil="true"/>
-    <_ip_UnifiedCompliancePolicyProperties xmlns="http://schemas.microsoft.com/sharepoint/v3" xsi:nil="true"/>
-  </documentManagement>
-</p:properties>
+<?mso-contentType ?>
+<FormTemplates xmlns="http://schemas.microsoft.com/sharepoint/v3/contenttype/forms">
+  <Display>DocumentLibraryForm</Display>
+  <Edit>DocumentLibraryForm</Edit>
+  <New>DocumentLibraryForm</New>
+</FormTemplates>
 </file>
 
 <file path=customXml/itemProps1.xml><?xml version="1.0" encoding="utf-8"?>
-<ds:datastoreItem xmlns:ds="http://schemas.openxmlformats.org/officeDocument/2006/customXml" ds:itemID="{3D40F5E8-4448-4982-82F4-146B74EB9EB7}">
+<ds:datastoreItem xmlns:ds="http://schemas.openxmlformats.org/officeDocument/2006/customXml" ds:itemID="{BA075BD4-F53C-4E01-9EDE-4652C8A1FE4B}">
   <ds:schemaRefs>
-    <ds:schemaRef ds:uri="http://schemas.microsoft.com/sharepoint/v3/contenttype/forms"/>
+    <ds:schemaRef ds:uri="http://schemas.microsoft.com/office/2006/metadata/properties"/>
+    <ds:schemaRef ds:uri="http://schemas.microsoft.com/office/infopath/2007/PartnerControls"/>
+    <ds:schemaRef ds:uri="http://schemas.microsoft.com/sharepoint/v3"/>
   </ds:schemaRefs>
 </ds:datastoreItem>
 </file>
 
 <file path=customXml/itemProps2.xml><?xml version="1.0" encoding="utf-8"?>
+<ds:datastoreItem xmlns:ds="http://schemas.openxmlformats.org/officeDocument/2006/customXml" ds:itemID="{F6AF00D4-2EAE-41EB-B167-AD28D8029330}">
+  <ds:schemaRefs>
+    <ds:schemaRef ds:uri="http://schemas.openxmlformats.org/officeDocument/2006/bibliography"/>
+  </ds:schemaRefs>
+</ds:datastoreItem>
+</file>
+
+<file path=customXml/itemProps3.xml><?xml version="1.0" encoding="utf-8"?>
 <ds:datastoreItem xmlns:ds="http://schemas.openxmlformats.org/officeDocument/2006/customXml" ds:itemID="{D7D55E06-64DA-42F3-AD6E-D3DC24069E4B}">
   <ds:schemaRefs>
     <ds:schemaRef ds:uri="http://schemas.microsoft.com/office/2006/metadata/contentType"/>
@@ -18036,20 +18094,10 @@
 </ds:datastoreItem>
 </file>
 
-<file path=customXml/itemProps3.xml><?xml version="1.0" encoding="utf-8"?>
-<ds:datastoreItem xmlns:ds="http://schemas.openxmlformats.org/officeDocument/2006/customXml" ds:itemID="{F6AF00D4-2EAE-41EB-B167-AD28D8029330}">
+<file path=customXml/itemProps4.xml><?xml version="1.0" encoding="utf-8"?>
+<ds:datastoreItem xmlns:ds="http://schemas.openxmlformats.org/officeDocument/2006/customXml" ds:itemID="{3D40F5E8-4448-4982-82F4-146B74EB9EB7}">
   <ds:schemaRefs>
-    <ds:schemaRef ds:uri="http://schemas.openxmlformats.org/officeDocument/2006/bibliography"/>
-  </ds:schemaRefs>
-</ds:datastoreItem>
-</file>
-
-<file path=customXml/itemProps4.xml><?xml version="1.0" encoding="utf-8"?>
-<ds:datastoreItem xmlns:ds="http://schemas.openxmlformats.org/officeDocument/2006/customXml" ds:itemID="{BA075BD4-F53C-4E01-9EDE-4652C8A1FE4B}">
-  <ds:schemaRefs>
-    <ds:schemaRef ds:uri="http://schemas.microsoft.com/office/2006/metadata/properties"/>
-    <ds:schemaRef ds:uri="http://schemas.microsoft.com/office/infopath/2007/PartnerControls"/>
-    <ds:schemaRef ds:uri="http://schemas.microsoft.com/sharepoint/v3"/>
+    <ds:schemaRef ds:uri="http://schemas.microsoft.com/sharepoint/v3/contenttype/forms"/>
   </ds:schemaRefs>
 </ds:datastoreItem>
 </file>